--- a/src/Parchment.Tests/Markdown/Renderers/TableRendererTests.PipeTableHonorsColumnAlignment.verified.docx
+++ b/src/Parchment.Tests/Markdown/Renderers/TableRendererTests.PipeTableHonorsColumnAlignment.verified.docx
@@ -5,6 +5,7 @@
     <w:tbl>
       <w:tblPr>
         <w:tblW w:w="5000" w:type="pct"/>
+        <w:tblLayout w:type="fixed"/>
         <w:tblBorders>
           <w:top w:val="single" w:sz="4"/>
           <w:bottom w:val="single" w:sz="4"/>
@@ -21,13 +22,16 @@
         </w:tblCellMar>
       </w:tblPr>
       <w:tblGrid>
-        <w:gridCol/>
-        <w:gridCol/>
-        <w:gridCol/>
-        <w:gridCol/>
+        <w:gridCol w:w="2250"/>
+        <w:gridCol w:w="2250"/>
+        <w:gridCol w:w="2250"/>
+        <w:gridCol w:w="2250"/>
       </w:tblGrid>
       <w:tr>
         <w:tc>
+          <w:tcPr>
+            <w:tcW w:w="2250" w:type="dxa"/>
+          </w:tcPr>
           <w:p>
             <w:pPr>
               <w:jc w:val="left"/>
@@ -41,6 +45,9 @@
           </w:p>
         </w:tc>
         <w:tc>
+          <w:tcPr>
+            <w:tcW w:w="2250" w:type="dxa"/>
+          </w:tcPr>
           <w:p>
             <w:pPr>
               <w:jc w:val="center"/>
@@ -54,6 +61,9 @@
           </w:p>
         </w:tc>
         <w:tc>
+          <w:tcPr>
+            <w:tcW w:w="2250" w:type="dxa"/>
+          </w:tcPr>
           <w:p>
             <w:pPr>
               <w:jc w:val="right"/>
@@ -67,6 +77,9 @@
           </w:p>
         </w:tc>
         <w:tc>
+          <w:tcPr>
+            <w:tcW w:w="2250" w:type="dxa"/>
+          </w:tcPr>
           <w:p>
             <w:pPr>
               <w:jc w:val="center"/>
@@ -82,6 +95,9 @@
       </w:tr>
       <w:tr>
         <w:tc>
+          <w:tcPr>
+            <w:tcW w:w="2250" w:type="dxa"/>
+          </w:tcPr>
           <w:p>
             <w:pPr>
               <w:jc w:val="left"/>
@@ -92,6 +108,9 @@
           </w:p>
         </w:tc>
         <w:tc>
+          <w:tcPr>
+            <w:tcW w:w="2250" w:type="dxa"/>
+          </w:tcPr>
           <w:p>
             <w:pPr>
               <w:jc w:val="center"/>
@@ -102,6 +121,9 @@
           </w:p>
         </w:tc>
         <w:tc>
+          <w:tcPr>
+            <w:tcW w:w="2250" w:type="dxa"/>
+          </w:tcPr>
           <w:p>
             <w:pPr>
               <w:jc w:val="right"/>
@@ -112,6 +134,9 @@
           </w:p>
         </w:tc>
         <w:tc>
+          <w:tcPr>
+            <w:tcW w:w="2250" w:type="dxa"/>
+          </w:tcPr>
           <w:p>
             <w:r>
               <w:t xml:space="preserve">d</w:t>
@@ -121,6 +146,9 @@
       </w:tr>
       <w:tr>
         <w:tc>
+          <w:tcPr>
+            <w:tcW w:w="2250" w:type="dxa"/>
+          </w:tcPr>
           <w:p>
             <w:pPr>
               <w:jc w:val="left"/>
@@ -131,6 +159,9 @@
           </w:p>
         </w:tc>
         <w:tc>
+          <w:tcPr>
+            <w:tcW w:w="2250" w:type="dxa"/>
+          </w:tcPr>
           <w:p>
             <w:pPr>
               <w:jc w:val="center"/>
@@ -141,6 +172,9 @@
           </w:p>
         </w:tc>
         <w:tc>
+          <w:tcPr>
+            <w:tcW w:w="2250" w:type="dxa"/>
+          </w:tcPr>
           <w:p>
             <w:pPr>
               <w:jc w:val="right"/>
@@ -151,6 +185,9 @@
           </w:p>
         </w:tc>
         <w:tc>
+          <w:tcPr>
+            <w:tcW w:w="2250" w:type="dxa"/>
+          </w:tcPr>
           <w:p>
             <w:r>
               <w:t xml:space="preserve">h</w:t>

--- a/src/Parchment.Tests/Markdown/Renderers/TableRendererTests.PipeTableHonorsColumnAlignment.verified.docx
+++ b/src/Parchment.Tests/Markdown/Renderers/TableRendererTests.PipeTableHonorsColumnAlignment.verified.docx
@@ -27,6 +27,9 @@
         <w:gridCol/>
       </w:tblGrid>
       <w:tr>
+        <w:trPr>
+          <w:tblHeader/>
+        </w:trPr>
         <w:tc>
           <w:p>
             <w:pPr>

--- a/src/Parchment.Tests/Markdown/Renderers/TableRendererTests.PipeTableHonorsColumnAlignment.verified.docx
+++ b/src/Parchment.Tests/Markdown/Renderers/TableRendererTests.PipeTableHonorsColumnAlignment.verified.docx
@@ -7,8 +7,8 @@
         <w:tblW w:w="5000" w:type="pct"/>
         <w:tblBorders>
           <w:top w:val="single" w:sz="4"/>
+          <w:left w:val="single" w:sz="4"/>
           <w:bottom w:val="single" w:sz="4"/>
-          <w:left w:val="single" w:sz="4"/>
           <w:right w:val="single" w:sz="4"/>
           <w:insideH w:val="single" w:sz="4"/>
           <w:insideV w:val="single" w:sz="4"/>
